--- a/docs/ACTURUS_AI_CONTROL_GRID_Live_Demo_Workflow.docx
+++ b/docs/ACTURUS_AI_CONTROL_GRID_Live_Demo_Workflow.docx
@@ -13,7 +13,7 @@
           <w:color w:val="1599B8"/>
           <w:sz w:val="18"/>
         </w:rPr>
-        <w:t>ACTURUS / PRESENTER RUNBOOK</w:t>
+        <w:t>ACTURUS / CONNECTED DEMO RUNBOOK</w:t>
       </w:r>
     </w:p>
     <w:p>
@@ -21,9 +21,9 @@
         <w:pStyle w:val="Title"/>
       </w:pPr>
       <w:r>
-        <w:t>AI CONTROL GRID</w:t>
+        <w:t>Local Northstar →</w:t>
         <w:br/>
-        <w:t>Live Demo Workflow</w:t>
+        <w:t>Live AI CONTROL GRID</w:t>
       </w:r>
     </w:p>
     <w:p>
@@ -31,13 +31,12 @@
         <w:pStyle w:val="Subtitle"/>
       </w:pPr>
       <w:r>
-        <w:t>A reliable investor demonstration from product thesis to runtime proof</w:t>
+        <w:t>A presenter-ready workflow for Render governance, live enforcement, and hosted evidence</w:t>
       </w:r>
     </w:p>
     <w:p>
       <w:pPr>
         <w:spacing w:before="0" w:after="360"/>
-        <w:jc w:val="left"/>
       </w:pPr>
       <w:r>
         <w:rPr>
@@ -46,7 +45,7 @@
           <w:color w:val="5F6D82"/>
           <w:sz w:val="19"/>
         </w:rPr>
-        <w:t>Presenter edition 1.0  |  July 2026  |  Synthetic data only</w:t>
+        <w:t>Presenter edition 2.0  |  July 2026  |  Synthetic data only</w:t>
       </w:r>
     </w:p>
     <w:tbl>
@@ -99,7 +98,7 @@
                 <w:color w:val="356CFF"/>
                 <w:sz w:val="24"/>
               </w:rPr>
-              <w:t>15 MIN</w:t>
+              <w:t>7 MIN</w:t>
             </w:r>
           </w:p>
           <w:p>
@@ -113,7 +112,7 @@
                 <w:color w:val="5F6D82"/>
                 <w:sz w:val="16"/>
               </w:rPr>
-              <w:t>core story</w:t>
+              <w:t>connected proof</w:t>
             </w:r>
           </w:p>
         </w:tc>
@@ -141,7 +140,7 @@
                 <w:color w:val="1599B8"/>
                 <w:sz w:val="24"/>
               </w:rPr>
-              <w:t>3 SURFACES</w:t>
+              <w:t>4 SYSTEMS</w:t>
             </w:r>
           </w:p>
           <w:p>
@@ -155,7 +154,7 @@
                 <w:color w:val="5F6D82"/>
                 <w:sz w:val="16"/>
               </w:rPr>
-              <w:t>brand, console, workspace</w:t>
+              <w:t>local, Render, model, Firebase</w:t>
             </w:r>
           </w:p>
         </w:tc>
@@ -225,7 +224,7 @@
                 <w:color w:val="07101F"/>
                 <w:sz w:val="24"/>
               </w:rPr>
-              <w:t>1 CLOSED LOOP</w:t>
+              <w:t>1 CONTROL LOOP</w:t>
             </w:r>
           </w:p>
           <w:p>
@@ -239,7 +238,7 @@
                 <w:color w:val="5F6D82"/>
                 <w:sz w:val="16"/>
               </w:rPr>
-              <w:t>evidence and incident</w:t>
+              <w:t>policy, evidence, incident</w:t>
             </w:r>
           </w:p>
         </w:tc>
@@ -274,7 +273,7 @@
           <w:color w:val="17243A"/>
           <w:sz w:val="21"/>
         </w:rPr>
-        <w:t>Show one useful request released, one unsafe request stopped, and the operational evidence generated around both.</w:t>
+        <w:t>Prove that a local frontline action is governed on Render before and after model execution, then appears in the hosted evidence and incident workflow.</w:t>
       </w:r>
     </w:p>
     <w:p>
@@ -289,7 +288,7 @@
           <w:color w:val="356CFF"/>
           <w:sz w:val="32"/>
         </w:rPr>
-        <w:t>The proof story</w:t>
+        <w:t>The live control path</w:t>
       </w:r>
     </w:p>
     <w:p>
@@ -304,7 +303,7 @@
           <w:color w:val="5F6D82"/>
           <w:sz w:val="21"/>
         </w:rPr>
-        <w:t>Keep the narrative to one closed loop. Do not tour every feature.</w:t>
+        <w:t>Keep the narrative on one request moving through one closed loop.</w:t>
       </w:r>
     </w:p>
     <w:tbl>
@@ -373,7 +372,7 @@
                 <w:color w:val="17243A"/>
                 <w:sz w:val="18"/>
               </w:rPr>
-              <w:t>FRAME</w:t>
+              <w:t>LOCAL</w:t>
             </w:r>
           </w:p>
           <w:p>
@@ -387,7 +386,7 @@
                 <w:color w:val="5F6D82"/>
                 <w:sz w:val="15"/>
               </w:rPr>
-              <w:t>why runtime</w:t>
+              <w:t>Northstar input</w:t>
             </w:r>
           </w:p>
         </w:tc>
@@ -430,7 +429,7 @@
                 <w:color w:val="17243A"/>
                 <w:sz w:val="18"/>
               </w:rPr>
-              <w:t>REGISTER</w:t>
+              <w:t>PREFLIGHT</w:t>
             </w:r>
           </w:p>
           <w:p>
@@ -444,7 +443,7 @@
                 <w:color w:val="5F6D82"/>
                 <w:sz w:val="15"/>
               </w:rPr>
-              <w:t>who owns it</w:t>
+              <w:t>Render policy</w:t>
             </w:r>
           </w:p>
         </w:tc>
@@ -487,7 +486,7 @@
                 <w:color w:val="17243A"/>
                 <w:sz w:val="18"/>
               </w:rPr>
-              <w:t>ENFORCE</w:t>
+              <w:t>MODEL</w:t>
             </w:r>
           </w:p>
           <w:p>
@@ -501,7 +500,7 @@
                 <w:color w:val="5F6D82"/>
                 <w:sz w:val="15"/>
               </w:rPr>
-              <w:t>allow vs block</w:t>
+              <w:t>allow only</w:t>
             </w:r>
           </w:p>
         </w:tc>
@@ -544,7 +543,7 @@
                 <w:color w:val="17243A"/>
                 <w:sz w:val="18"/>
               </w:rPr>
-              <w:t>PROVE</w:t>
+              <w:t>POSTFLIGHT</w:t>
             </w:r>
           </w:p>
           <w:p>
@@ -558,7 +557,7 @@
                 <w:color w:val="5F6D82"/>
                 <w:sz w:val="15"/>
               </w:rPr>
-              <w:t>incident + trace</w:t>
+              <w:t>verify output</w:t>
             </w:r>
           </w:p>
         </w:tc>
@@ -601,7 +600,7 @@
                 <w:color w:val="17243A"/>
                 <w:sz w:val="18"/>
               </w:rPr>
-              <w:t>ASK</w:t>
+              <w:t>PROVE</w:t>
             </w:r>
           </w:p>
           <w:p>
@@ -615,7 +614,7 @@
                 <w:color w:val="5F6D82"/>
                 <w:sz w:val="15"/>
               </w:rPr>
-              <w:t>pilot next step</w:t>
+              <w:t>hosted evidence</w:t>
             </w:r>
           </w:p>
         </w:tc>
@@ -639,7 +638,7 @@
           <w:rFonts w:ascii="Calibri" w:hAnsi="Calibri"/>
           <w:color w:val="17243A"/>
         </w:rPr>
-        <w:t>Open with the hosted welcome page and define the category in under one minute.</w:t>
+        <w:t>Northstar runs on the presenter PC; AI CONTROL GRID governance runs on Render.</w:t>
       </w:r>
     </w:p>
     <w:p>
@@ -655,7 +654,7 @@
           <w:rFonts w:ascii="Calibri" w:hAnsi="Calibri"/>
           <w:color w:val="17243A"/>
         </w:rPr>
-        <w:t>Use deterministic offline mode for the live allow/block proof; it removes external dependencies.</w:t>
+        <w:t>The model runs only when Render preflight allows the prompt; Render postflight checks the candidate before release.</w:t>
       </w:r>
     </w:p>
     <w:p>
@@ -671,7 +670,7 @@
           <w:rFonts w:ascii="Calibri" w:hAnsi="Calibri"/>
           <w:color w:val="17243A"/>
         </w:rPr>
-        <w:t>Close on ACTURUS, the three outcomes, and one specific next step.</w:t>
+        <w:t>The Firebase console reads the same Render evidence, audit history, and incidents.</w:t>
       </w:r>
     </w:p>
     <w:p>
@@ -698,21 +697,15 @@
           <w:color w:val="17243A"/>
           <w:sz w:val="21"/>
         </w:rPr>
-        <w:t>AI governance must become an operating control, not remain a spreadsheet exercise.</w:t>
+        <w:t>Only the frontline workspace is local. Governance, enforcement, and evidence are live in AI CONTROL GRID.</w:t>
       </w:r>
     </w:p>
     <w:p>
       <w:pPr>
-        <w:pageBreakBefore/>
         <w:spacing w:before="0" w:after="0" w:line="20" w:lineRule="exact"/>
       </w:pPr>
       <w:r>
-        <w:rPr>
-          <w:rFonts w:ascii="Calibri" w:hAnsi="Calibri"/>
-          <w:color w:val="FFFFFF"/>
-          <w:sz w:val="2"/>
-        </w:rPr>
-        <w:t xml:space="preserve"> </w:t>
+        <w:br w:type="page"/>
       </w:r>
     </w:p>
     <w:p>
@@ -727,7 +720,7 @@
           <w:color w:val="356CFF"/>
           <w:sz w:val="32"/>
         </w:rPr>
-        <w:t>Before the room</w:t>
+        <w:t>Connect once, present repeatedly</w:t>
       </w:r>
     </w:p>
     <w:p>
@@ -742,7 +735,7 @@
           <w:color w:val="5F6D82"/>
           <w:sz w:val="21"/>
         </w:rPr>
-        <w:t>Recommended mode: hosted brand opening + deterministic offline product proof</w:t>
+        <w:t>Configure the hosted control plane first; keep both credentials server-side.</w:t>
       </w:r>
     </w:p>
     <w:p>
@@ -761,7 +754,7 @@
           <w:color w:val="177A65"/>
           <w:sz w:val="19"/>
         </w:rPr>
-        <w:t xml:space="preserve">WHY THIS MODE  </w:t>
+        <w:t xml:space="preserve">REQUIRED HOSTED SETUP  </w:t>
       </w:r>
       <w:r>
         <w:rPr>
@@ -769,7 +762,7 @@
           <w:color w:val="17243A"/>
           <w:sz w:val="21"/>
         </w:rPr>
-        <w:t>The hosted pages make the opening premium. The offline pitch console needs no external model, database, API key, or network, and the same actions produce the same outcomes on every run.</w:t>
+        <w:t>In Registry, select Northstar. In Telemetry Adapter, enable it, bind Northstar, allow the exact gateway label, save, and rotate the ingest key. In Telemetry Policy, apply Customer operations and confirm Runtime blocking is enabled.</w:t>
       </w:r>
     </w:p>
     <w:p>
@@ -777,7 +770,7 @@
         <w:pStyle w:val="Heading2"/>
       </w:pPr>
       <w:r>
-        <w:t>Launch and verify from the repository root</w:t>
+        <w:t>Secure local setup and launch</w:t>
       </w:r>
     </w:p>
     <w:p>
@@ -793,18 +786,13 @@
           <w:color w:val="FFFFFF"/>
           <w:sz w:val="18"/>
         </w:rPr>
-        <w:t>npm install              # first time only</w:t>
+        <w:t>npm install</w:t>
         <w:br/>
         <w:t>npm run check</w:t>
         <w:br/>
-        <w:t>npm run demo:pitch</w:t>
+        <w:t>npm run demo:remote:configure   # one-time hidden key prompt</w:t>
         <w:br/>
-        <w:br/>
-        <w:t># In a second PowerShell window</w:t>
-        <w:br/>
-        <w:t>(Invoke-WebRequest -UseBasicParsing http://127.0.0.1:18080/control-grid).StatusCode</w:t>
-        <w:br/>
-        <w:t># Expected result: 200</w:t>
+        <w:t>npm run demo:remote             # check live services, then start Northstar</w:t>
       </w:r>
     </w:p>
     <w:p>
@@ -823,7 +811,7 @@
           <w:color w:val="8A6400"/>
           <w:sz w:val="19"/>
         </w:rPr>
-        <w:t xml:space="preserve">WORKSPACE SIGN-IN  </w:t>
+        <w:t xml:space="preserve">WHAT THE LAUNCH PROVES  </w:t>
       </w:r>
       <w:r>
         <w:rPr>
@@ -831,7 +819,7 @@
           <w:color w:val="17243A"/>
           <w:sz w:val="21"/>
         </w:rPr>
-        <w:t>Use the synthetic identity mia.foster@northstarbank.example with the shared demo password Northstar!Assist24. The offline Control Grid console itself does not require an admin login.</w:t>
+        <w:t>The command checks Render and Firebase, writes one labelled synthetic connection event through the live telemetry adapter, and starts Northstar on port 18080 or 18081 when 18080 is occupied. It never prints a key.</w:t>
       </w:r>
     </w:p>
     <w:p>
@@ -1021,7 +1009,7 @@
                 <w:color w:val="17243A"/>
                 <w:sz w:val="18"/>
               </w:rPr>
-              <w:t>Welcome</w:t>
+              <w:t>Northstar local</w:t>
             </w:r>
           </w:p>
         </w:tc>
@@ -1041,7 +1029,7 @@
                 <w:color w:val="17243A"/>
                 <w:sz w:val="17"/>
               </w:rPr>
-              <w:t>https://ai-control-tower-d9854.web.app/welcome</w:t>
+              <w:t>http://127.0.0.1:18080/</w:t>
             </w:r>
           </w:p>
         </w:tc>
@@ -1061,7 +1049,7 @@
                 <w:color w:val="17243A"/>
                 <w:sz w:val="18"/>
               </w:rPr>
-              <w:t>Open with the category and product promise.</w:t>
+              <w:t>Run the safe and blocked requests from the presenter PC.</w:t>
             </w:r>
           </w:p>
         </w:tc>
@@ -1108,7 +1096,7 @@
                 <w:color w:val="17243A"/>
                 <w:sz w:val="18"/>
               </w:rPr>
-              <w:t>Control Grid</w:t>
+              <w:t>Runtime</w:t>
             </w:r>
           </w:p>
         </w:tc>
@@ -1129,7 +1117,7 @@
                 <w:color w:val="17243A"/>
                 <w:sz w:val="17"/>
               </w:rPr>
-              <w:t>http://127.0.0.1:18080/control-grid</w:t>
+              <w:t>https://ai-control-tower-d9854.web.app/runtime-monitoring</w:t>
             </w:r>
           </w:p>
         </w:tc>
@@ -1150,7 +1138,7 @@
                 <w:color w:val="17243A"/>
                 <w:sz w:val="18"/>
               </w:rPr>
-              <w:t>Use the left navigation for Registry, Runtime, Incidents, and Decision Trace.</w:t>
+              <w:t>Show Render preflight and postflight evidence.</w:t>
             </w:r>
           </w:p>
         </w:tc>
@@ -1195,7 +1183,7 @@
                 <w:color w:val="17243A"/>
                 <w:sz w:val="18"/>
               </w:rPr>
-              <w:t>Frontline workspace</w:t>
+              <w:t>Audit log</w:t>
             </w:r>
           </w:p>
         </w:tc>
@@ -1215,7 +1203,7 @@
                 <w:color w:val="17243A"/>
                 <w:sz w:val="17"/>
               </w:rPr>
-              <w:t>http://127.0.0.1:18080/</w:t>
+              <w:t>https://ai-control-tower-d9854.web.app/audit-log</w:t>
             </w:r>
           </w:p>
         </w:tc>
@@ -1235,7 +1223,7 @@
                 <w:color w:val="17243A"/>
                 <w:sz w:val="18"/>
               </w:rPr>
-              <w:t>Run the safe and blocked requests.</w:t>
+              <w:t>Show the hosted operational record.</w:t>
             </w:r>
           </w:p>
         </w:tc>
@@ -1282,7 +1270,7 @@
                 <w:color w:val="17243A"/>
                 <w:sz w:val="18"/>
               </w:rPr>
-              <w:t>ACTURUS</w:t>
+              <w:t>Incidents</w:t>
             </w:r>
           </w:p>
         </w:tc>
@@ -1303,7 +1291,7 @@
                 <w:color w:val="17243A"/>
                 <w:sz w:val="17"/>
               </w:rPr>
-              <w:t>https://ai-control-tower-d9854.web.app/acturus</w:t>
+              <w:t>https://ai-control-tower-d9854.web.app/incidents</w:t>
             </w:r>
           </w:p>
         </w:tc>
@@ -1324,7 +1312,7 @@
                 <w:color w:val="17243A"/>
                 <w:sz w:val="18"/>
               </w:rPr>
-              <w:t>Close on company purpose and the next conversation.</w:t>
+              <w:t>Show the owned response created by the blocked turn.</w:t>
             </w:r>
           </w:p>
         </w:tc>
@@ -1351,7 +1339,7 @@
           <w:rFonts w:ascii="Calibri" w:hAnsi="Calibri"/>
           <w:color w:val="17243A"/>
         </w:rPr>
-        <w:t>Run the safe and blocked prompts once during rehearsal.</w:t>
+        <w:t>Confirm the startup connection event appears in hosted Runtime Monitoring.</w:t>
       </w:r>
     </w:p>
     <w:p>
@@ -1367,7 +1355,7 @@
           <w:rFonts w:ascii="Calibri" w:hAnsi="Calibri"/>
           <w:color w:val="17243A"/>
         </w:rPr>
-        <w:t>Verify the new allowed and blocked events appear in Runtime Monitoring.</w:t>
+        <w:t>Confirm Northstar's hosted Telemetry Policy says Runtime blocking is enabled.</w:t>
       </w:r>
     </w:p>
     <w:p>
@@ -1383,7 +1371,7 @@
           <w:rFonts w:ascii="Calibri" w:hAnsi="Calibri"/>
           <w:color w:val="17243A"/>
         </w:rPr>
-        <w:t>Verify the blocked request creates an incident and decision trace.</w:t>
+        <w:t>Run the safe and blocked prompts once using synthetic data only.</w:t>
       </w:r>
     </w:p>
     <w:p>
@@ -1399,7 +1387,7 @@
           <w:rFonts w:ascii="Calibri" w:hAnsi="Calibri"/>
           <w:color w:val="17243A"/>
         </w:rPr>
-        <w:t>Press Ctrl+C, rerun npm run demo:pitch, and return every tab to its starting page.</w:t>
+        <w:t>Confirm the model mode shown by Northstar is genuinely live before describing it as live.</w:t>
       </w:r>
     </w:p>
     <w:p>
@@ -1415,37 +1403,15 @@
           <w:rFonts w:ascii="Calibri" w:hAnsi="Calibri"/>
           <w:color w:val="17243A"/>
         </w:rPr>
-        <w:t>Set browser zoom to 100%, silence notifications, connect power, and close unrelated tabs.</w:t>
+        <w:t>Set browser zoom to 100%, silence notifications, connect power, and close credential-bearing surfaces.</w:t>
       </w:r>
     </w:p>
     <w:p>
       <w:pPr>
-        <w:numPr>
-          <w:ilvl w:val="0"/>
-          <w:numId w:val="1"/>
-        </w:numPr>
-        <w:spacing w:before="0" w:after="80" w:line="300" w:lineRule="auto"/>
-      </w:pPr>
-      <w:r>
-        <w:rPr>
-          <w:rFonts w:ascii="Calibri" w:hAnsi="Calibri"/>
-          <w:color w:val="17243A"/>
-        </w:rPr>
-        <w:t>Say 'synthetic data' before showing any organization, person, score, event, or incident.</w:t>
-      </w:r>
-    </w:p>
-    <w:p>
-      <w:pPr>
-        <w:pageBreakBefore/>
         <w:spacing w:before="0" w:after="0" w:line="20" w:lineRule="exact"/>
       </w:pPr>
       <w:r>
-        <w:rPr>
-          <w:rFonts w:ascii="Calibri" w:hAnsi="Calibri"/>
-          <w:color w:val="FFFFFF"/>
-          <w:sz w:val="2"/>
-        </w:rPr>
-        <w:t xml:space="preserve"> </w:t>
+        <w:br w:type="page"/>
       </w:r>
     </w:p>
     <w:p>
@@ -1460,7 +1426,7 @@
           <w:color w:val="356CFF"/>
           <w:sz w:val="32"/>
         </w:rPr>
-        <w:t>The 15-minute run of show</w:t>
+        <w:t>The seven-minute run of show</w:t>
       </w:r>
     </w:p>
     <w:p>
@@ -1475,7 +1441,7 @@
           <w:color w:val="5F6D82"/>
           <w:sz w:val="21"/>
         </w:rPr>
-        <w:t>Narrate the reason for each click before clicking.</w:t>
+        <w:t>Narrate the system boundary before each click.</w:t>
       </w:r>
     </w:p>
     <w:tbl>
@@ -1637,7 +1603,7 @@
                 <w:color w:val="17243A"/>
                 <w:sz w:val="17"/>
               </w:rPr>
-              <w:t>0:00-1:10</w:t>
+              <w:t>0:00-0:40</w:t>
             </w:r>
           </w:p>
         </w:tc>
@@ -1657,7 +1623,7 @@
                 <w:color w:val="17243A"/>
                 <w:sz w:val="17"/>
               </w:rPr>
-              <w:t>Welcome</w:t>
+              <w:t>Northstar</w:t>
             </w:r>
           </w:p>
         </w:tc>
@@ -1677,7 +1643,7 @@
                 <w:color w:val="17243A"/>
                 <w:sz w:val="17"/>
               </w:rPr>
-              <w:t>Frame the problem; disclose synthetic, deterministic data.</w:t>
+              <w:t>Point to the Live control path rail; disclose synthetic data.</w:t>
             </w:r>
           </w:p>
         </w:tc>
@@ -1697,7 +1663,7 @@
                 <w:color w:val="17243A"/>
                 <w:sz w:val="17"/>
               </w:rPr>
-              <w:t>One useful request will be released, one risky request stopped, and both evidence trails shown.</w:t>
+              <w:t>Only Northstar is local. Governance and evidence are live on Render.</w:t>
             </w:r>
           </w:p>
         </w:tc>
@@ -1723,7 +1689,7 @@
                 <w:color w:val="17243A"/>
                 <w:sz w:val="17"/>
               </w:rPr>
-              <w:t>1:10-2:20</w:t>
+              <w:t>0:40-1:20</w:t>
             </w:r>
           </w:p>
         </w:tc>
@@ -1744,7 +1710,7 @@
                 <w:color w:val="17243A"/>
                 <w:sz w:val="17"/>
               </w:rPr>
-              <w:t>Command center</w:t>
+              <w:t>Runtime</w:t>
             </w:r>
           </w:p>
         </w:tc>
@@ -1765,7 +1731,7 @@
                 <w:color w:val="17243A"/>
                 <w:sz w:val="17"/>
               </w:rPr>
-              <w:t>Point to portfolio posture and live activity. Do not tour every KPI.</w:t>
+              <w:t>Show the synthetic startup connection event.</w:t>
             </w:r>
           </w:p>
         </w:tc>
@@ -1786,7 +1752,7 @@
                 <w:color w:val="17243A"/>
                 <w:sz w:val="17"/>
               </w:rPr>
-              <w:t>Leadership gets one operating view across systems, controls, approvals, incidents, and runtime signals.</w:t>
+              <w:t>The local runtime authenticated to the live governance service before the scenario.</w:t>
             </w:r>
           </w:p>
         </w:tc>
@@ -1811,181 +1777,7 @@
                 <w:color w:val="17243A"/>
                 <w:sz w:val="17"/>
               </w:rPr>
-              <w:t>2:20-3:30</w:t>
-            </w:r>
-          </w:p>
-        </w:tc>
-        <w:tc>
-          <w:tcPr>
-            <w:tcW w:type="dxa" w:w="1700"/>
-          </w:tcPr>
-          <w:p>
-            <w:pPr>
-              <w:spacing w:before="0" w:after="0" w:line="276" w:lineRule="auto"/>
-              <w:jc w:val="left"/>
-            </w:pPr>
-            <w:r>
-              <w:rPr>
-                <w:rFonts w:ascii="Calibri" w:hAnsi="Calibri"/>
-                <w:b w:val="0"/>
-                <w:color w:val="17243A"/>
-                <w:sz w:val="17"/>
-              </w:rPr>
-              <w:t>AI registry</w:t>
-            </w:r>
-          </w:p>
-        </w:tc>
-        <w:tc>
-          <w:tcPr>
-            <w:tcW w:type="dxa" w:w="2500"/>
-          </w:tcPr>
-          <w:p>
-            <w:pPr>
-              <w:spacing w:before="0" w:after="0" w:line="276" w:lineRule="auto"/>
-              <w:jc w:val="left"/>
-            </w:pPr>
-            <w:r>
-              <w:rPr>
-                <w:rFonts w:ascii="Calibri" w:hAnsi="Calibri"/>
-                <w:b w:val="0"/>
-                <w:color w:val="17243A"/>
-                <w:sz w:val="17"/>
-              </w:rPr>
-              <w:t>Open Collections Hardship Assistant; show owner, use case, risk, approval, and coverage.</w:t>
-            </w:r>
-          </w:p>
-        </w:tc>
-        <w:tc>
-          <w:tcPr>
-            <w:tcW w:type="dxa" w:w="4260"/>
-          </w:tcPr>
-          <w:p>
-            <w:pPr>
-              <w:spacing w:before="0" w:after="0" w:line="276" w:lineRule="auto"/>
-              <w:jc w:val="left"/>
-            </w:pPr>
-            <w:r>
-              <w:rPr>
-                <w:rFonts w:ascii="Calibri" w:hAnsi="Calibri"/>
-                <w:b w:val="0"/>
-                <w:color w:val="17243A"/>
-                <w:sz w:val="17"/>
-              </w:rPr>
-              <w:t>Visibility becomes accountability when every system has an owner, context, and required controls.</w:t>
-            </w:r>
-          </w:p>
-        </w:tc>
-      </w:tr>
-      <w:tr>
-        <w:trPr>
-          <w:cantSplit/>
-        </w:trPr>
-        <w:tc>
-          <w:tcPr>
-            <w:tcW w:type="dxa" w:w="900"/>
-            <w:shd w:fill="F4F6F9" w:val="clear"/>
-          </w:tcPr>
-          <w:p>
-            <w:pPr>
-              <w:spacing w:before="0" w:after="0" w:line="276" w:lineRule="auto"/>
-              <w:jc w:val="left"/>
-            </w:pPr>
-            <w:r>
-              <w:rPr>
-                <w:rFonts w:ascii="Calibri" w:hAnsi="Calibri"/>
-                <w:b/>
-                <w:color w:val="17243A"/>
-                <w:sz w:val="17"/>
-              </w:rPr>
-              <w:t>3:30-4:05</w:t>
-            </w:r>
-          </w:p>
-        </w:tc>
-        <w:tc>
-          <w:tcPr>
-            <w:tcW w:type="dxa" w:w="1700"/>
-            <w:shd w:fill="F4F6F9" w:val="clear"/>
-          </w:tcPr>
-          <w:p>
-            <w:pPr>
-              <w:spacing w:before="0" w:after="0" w:line="276" w:lineRule="auto"/>
-              <w:jc w:val="left"/>
-            </w:pPr>
-            <w:r>
-              <w:rPr>
-                <w:rFonts w:ascii="Calibri" w:hAnsi="Calibri"/>
-                <w:b w:val="0"/>
-                <w:color w:val="17243A"/>
-                <w:sz w:val="17"/>
-              </w:rPr>
-              <w:t>Transition</w:t>
-            </w:r>
-          </w:p>
-        </w:tc>
-        <w:tc>
-          <w:tcPr>
-            <w:tcW w:type="dxa" w:w="2500"/>
-            <w:shd w:fill="F4F6F9" w:val="clear"/>
-          </w:tcPr>
-          <w:p>
-            <w:pPr>
-              <w:spacing w:before="0" w:after="0" w:line="276" w:lineRule="auto"/>
-              <w:jc w:val="left"/>
-            </w:pPr>
-            <w:r>
-              <w:rPr>
-                <w:rFonts w:ascii="Calibri" w:hAnsi="Calibri"/>
-                <w:b w:val="0"/>
-                <w:color w:val="17243A"/>
-                <w:sz w:val="17"/>
-              </w:rPr>
-              <w:t>Open Frontline workspace and case COL-48211.</w:t>
-            </w:r>
-          </w:p>
-        </w:tc>
-        <w:tc>
-          <w:tcPr>
-            <w:tcW w:type="dxa" w:w="4260"/>
-            <w:shd w:fill="F4F6F9" w:val="clear"/>
-          </w:tcPr>
-          <w:p>
-            <w:pPr>
-              <w:spacing w:before="0" w:after="0" w:line="276" w:lineRule="auto"/>
-              <w:jc w:val="left"/>
-            </w:pPr>
-            <w:r>
-              <w:rPr>
-                <w:rFonts w:ascii="Calibri" w:hAnsi="Calibri"/>
-                <w:b w:val="0"/>
-                <w:color w:val="17243A"/>
-                <w:sz w:val="17"/>
-              </w:rPr>
-              <w:t>A registry says what should happen. Runtime control proves whether it actually happens.</w:t>
-            </w:r>
-          </w:p>
-        </w:tc>
-      </w:tr>
-      <w:tr>
-        <w:trPr>
-          <w:cantSplit/>
-        </w:trPr>
-        <w:tc>
-          <w:tcPr>
-            <w:tcW w:type="dxa" w:w="900"/>
-          </w:tcPr>
-          <w:p>
-            <w:pPr>
-              <w:spacing w:before="0" w:after="0" w:line="276" w:lineRule="auto"/>
-              <w:jc w:val="left"/>
-            </w:pPr>
-            <w:r>
-              <w:rPr>
-                <w:rFonts w:ascii="Calibri" w:hAnsi="Calibri"/>
-                <w:b/>
-                <w:color w:val="17243A"/>
-                <w:sz w:val="17"/>
-              </w:rPr>
-              <w:t>4:05-5:30</w:t>
+              <w:t>1:20-2:50</w:t>
             </w:r>
           </w:p>
         </w:tc>
@@ -2045,7 +1837,7 @@
                 <w:color w:val="17243A"/>
                 <w:sz w:val="17"/>
               </w:rPr>
-              <w:t>Useful work proceeds; decision, reasons, user, system, case, and correlation are recorded.</w:t>
+              <w:t>Render allows preflight, the model runs, and Render verifies the candidate before release.</w:t>
             </w:r>
           </w:p>
         </w:tc>
@@ -2071,7 +1863,7 @@
                 <w:color w:val="17243A"/>
                 <w:sz w:val="17"/>
               </w:rPr>
-              <w:t>5:30-7:00</w:t>
+              <w:t>2:50-3:40</w:t>
             </w:r>
           </w:p>
         </w:tc>
@@ -2092,7 +1884,7 @@
                 <w:color w:val="17243A"/>
                 <w:sz w:val="17"/>
               </w:rPr>
-              <w:t>Blocked request</w:t>
+              <w:t>Runtime + audit</w:t>
             </w:r>
           </w:p>
         </w:tc>
@@ -2113,7 +1905,7 @@
                 <w:color w:val="17243A"/>
                 <w:sz w:val="17"/>
               </w:rPr>
-              <w:t>Run the red PII/internal-script prompt.</w:t>
+              <w:t>Match the hosted evidence to the Northstar turn.</w:t>
             </w:r>
           </w:p>
         </w:tc>
@@ -2134,7 +1926,7 @@
                 <w:color w:val="17243A"/>
                 <w:sz w:val="17"/>
               </w:rPr>
-              <w:t>Policy stops the request before model execution. This is enforcement, not retrospective reporting.</w:t>
+              <w:t>One frontline action updated runtime oversight and audit history.</w:t>
             </w:r>
           </w:p>
         </w:tc>
@@ -2159,7 +1951,7 @@
                 <w:color w:val="17243A"/>
                 <w:sz w:val="17"/>
               </w:rPr>
-              <w:t>7:00-8:30</w:t>
+              <w:t>3:40-5:20</w:t>
             </w:r>
           </w:p>
         </w:tc>
@@ -2179,7 +1971,7 @@
                 <w:color w:val="17243A"/>
                 <w:sz w:val="17"/>
               </w:rPr>
-              <w:t>Runtime</w:t>
+              <w:t>Blocked request</w:t>
             </w:r>
           </w:p>
         </w:tc>
@@ -2199,7 +1991,7 @@
                 <w:color w:val="17243A"/>
                 <w:sz w:val="17"/>
               </w:rPr>
-              <w:t>Show the allowed and blocked events side by side.</w:t>
+              <w:t>Run the red PII/internal-script prompt.</w:t>
             </w:r>
           </w:p>
         </w:tc>
@@ -2219,7 +2011,7 @@
                 <w:color w:val="17243A"/>
                 <w:sz w:val="17"/>
               </w:rPr>
-              <w:t>The visible block is only the first result; the control plane creates operational evidence behind it.</w:t>
+              <w:t>Render blocks at input. The model is skipped and nothing unsafe is released.</w:t>
             </w:r>
           </w:p>
         </w:tc>
@@ -2245,7 +2037,7 @@
                 <w:color w:val="17243A"/>
                 <w:sz w:val="17"/>
               </w:rPr>
-              <w:t>8:30-9:45</w:t>
+              <w:t>5:20-6:20</w:t>
             </w:r>
           </w:p>
         </w:tc>
@@ -2287,7 +2079,7 @@
                 <w:color w:val="17243A"/>
                 <w:sz w:val="17"/>
               </w:rPr>
-              <w:t>Show severity, owner, reasons, containment, incident ID, and correlation.</w:t>
+              <w:t>Show the new hosted incident and its evidence link.</w:t>
             </w:r>
           </w:p>
         </w:tc>
@@ -2308,7 +2100,7 @@
                 <w:color w:val="17243A"/>
                 <w:sz w:val="17"/>
               </w:rPr>
-              <w:t>A policy breach becomes owned operational work with evidence already attached.</w:t>
+              <w:t>The enforced block becomes owned operational follow-up.</w:t>
             </w:r>
           </w:p>
         </w:tc>
@@ -2333,274 +2125,13 @@
                 <w:color w:val="17243A"/>
                 <w:sz w:val="17"/>
               </w:rPr>
-              <w:t>9:45-10:45</w:t>
+              <w:t>6:20-7:00</w:t>
             </w:r>
           </w:p>
         </w:tc>
         <w:tc>
           <w:tcPr>
             <w:tcW w:type="dxa" w:w="1700"/>
-          </w:tcPr>
-          <w:p>
-            <w:pPr>
-              <w:spacing w:before="0" w:after="0" w:line="276" w:lineRule="auto"/>
-              <w:jc w:val="left"/>
-            </w:pPr>
-            <w:r>
-              <w:rPr>
-                <w:rFonts w:ascii="Calibri" w:hAnsi="Calibri"/>
-                <w:b w:val="0"/>
-                <w:color w:val="17243A"/>
-                <w:sz w:val="17"/>
-              </w:rPr>
-              <w:t>Decision trace</w:t>
-            </w:r>
-          </w:p>
-        </w:tc>
-        <w:tc>
-          <w:tcPr>
-            <w:tcW w:type="dxa" w:w="2500"/>
-          </w:tcPr>
-          <w:p>
-            <w:pPr>
-              <w:spacing w:before="0" w:after="0" w:line="276" w:lineRule="auto"/>
-              <w:jc w:val="left"/>
-            </w:pPr>
-            <w:r>
-              <w:rPr>
-                <w:rFonts w:ascii="Calibri" w:hAnsi="Calibri"/>
-                <w:b w:val="0"/>
-                <w:color w:val="17243A"/>
-                <w:sz w:val="17"/>
-              </w:rPr>
-              <w:t>Show response skipped, released no, evidence captured, and correlation.</w:t>
-            </w:r>
-          </w:p>
-        </w:tc>
-        <w:tc>
-          <w:tcPr>
-            <w:tcW w:type="dxa" w:w="4260"/>
-          </w:tcPr>
-          <w:p>
-            <w:pPr>
-              <w:spacing w:before="0" w:after="0" w:line="276" w:lineRule="auto"/>
-              <w:jc w:val="left"/>
-            </w:pPr>
-            <w:r>
-              <w:rPr>
-                <w:rFonts w:ascii="Calibri" w:hAnsi="Calibri"/>
-                <w:b w:val="0"/>
-                <w:color w:val="17243A"/>
-                <w:sz w:val="17"/>
-              </w:rPr>
-              <w:t>An operator or auditor can reconstruct what was requested, decided, executed, and released.</w:t>
-            </w:r>
-          </w:p>
-        </w:tc>
-      </w:tr>
-      <w:tr>
-        <w:trPr>
-          <w:cantSplit/>
-        </w:trPr>
-        <w:tc>
-          <w:tcPr>
-            <w:tcW w:type="dxa" w:w="900"/>
-            <w:shd w:fill="F4F6F9" w:val="clear"/>
-          </w:tcPr>
-          <w:p>
-            <w:pPr>
-              <w:spacing w:before="0" w:after="0" w:line="276" w:lineRule="auto"/>
-              <w:jc w:val="left"/>
-            </w:pPr>
-            <w:r>
-              <w:rPr>
-                <w:rFonts w:ascii="Calibri" w:hAnsi="Calibri"/>
-                <w:b/>
-                <w:color w:val="17243A"/>
-                <w:sz w:val="17"/>
-              </w:rPr>
-              <w:t>10:45-11:40</w:t>
-            </w:r>
-          </w:p>
-        </w:tc>
-        <w:tc>
-          <w:tcPr>
-            <w:tcW w:type="dxa" w:w="1700"/>
-            <w:shd w:fill="F4F6F9" w:val="clear"/>
-          </w:tcPr>
-          <w:p>
-            <w:pPr>
-              <w:spacing w:before="0" w:after="0" w:line="276" w:lineRule="auto"/>
-              <w:jc w:val="left"/>
-            </w:pPr>
-            <w:r>
-              <w:rPr>
-                <w:rFonts w:ascii="Calibri" w:hAnsi="Calibri"/>
-                <w:b w:val="0"/>
-                <w:color w:val="17243A"/>
-                <w:sz w:val="17"/>
-              </w:rPr>
-              <w:t>Command center</w:t>
-            </w:r>
-          </w:p>
-        </w:tc>
-        <w:tc>
-          <w:tcPr>
-            <w:tcW w:type="dxa" w:w="2500"/>
-            <w:shd w:fill="F4F6F9" w:val="clear"/>
-          </w:tcPr>
-          <w:p>
-            <w:pPr>
-              <w:spacing w:before="0" w:after="0" w:line="276" w:lineRule="auto"/>
-              <w:jc w:val="left"/>
-            </w:pPr>
-            <w:r>
-              <w:rPr>
-                <w:rFonts w:ascii="Calibri" w:hAnsi="Calibri"/>
-                <w:b w:val="0"/>
-                <w:color w:val="17243A"/>
-                <w:sz w:val="17"/>
-              </w:rPr>
-              <w:t>Return to the updated evidence stream.</w:t>
-            </w:r>
-          </w:p>
-        </w:tc>
-        <w:tc>
-          <w:tcPr>
-            <w:tcW w:type="dxa" w:w="4260"/>
-            <w:shd w:fill="F4F6F9" w:val="clear"/>
-          </w:tcPr>
-          <w:p>
-            <w:pPr>
-              <w:spacing w:before="0" w:after="0" w:line="276" w:lineRule="auto"/>
-              <w:jc w:val="left"/>
-            </w:pPr>
-            <w:r>
-              <w:rPr>
-                <w:rFonts w:ascii="Calibri" w:hAnsi="Calibri"/>
-                <w:b w:val="0"/>
-                <w:color w:val="17243A"/>
-                <w:sz w:val="17"/>
-              </w:rPr>
-              <w:t>One frontline action updated monitoring, incident response, executive posture, and audit evidence.</w:t>
-            </w:r>
-          </w:p>
-        </w:tc>
-      </w:tr>
-      <w:tr>
-        <w:trPr>
-          <w:cantSplit/>
-        </w:trPr>
-        <w:tc>
-          <w:tcPr>
-            <w:tcW w:type="dxa" w:w="900"/>
-          </w:tcPr>
-          <w:p>
-            <w:pPr>
-              <w:spacing w:before="0" w:after="0" w:line="276" w:lineRule="auto"/>
-              <w:jc w:val="left"/>
-            </w:pPr>
-            <w:r>
-              <w:rPr>
-                <w:rFonts w:ascii="Calibri" w:hAnsi="Calibri"/>
-                <w:b/>
-                <w:color w:val="17243A"/>
-                <w:sz w:val="17"/>
-              </w:rPr>
-              <w:t>11:40-12:40</w:t>
-            </w:r>
-          </w:p>
-        </w:tc>
-        <w:tc>
-          <w:tcPr>
-            <w:tcW w:type="dxa" w:w="1700"/>
-          </w:tcPr>
-          <w:p>
-            <w:pPr>
-              <w:spacing w:before="0" w:after="0" w:line="276" w:lineRule="auto"/>
-              <w:jc w:val="left"/>
-            </w:pPr>
-            <w:r>
-              <w:rPr>
-                <w:rFonts w:ascii="Calibri" w:hAnsi="Calibri"/>
-                <w:b w:val="0"/>
-                <w:color w:val="17243A"/>
-                <w:sz w:val="17"/>
-              </w:rPr>
-              <w:t>ACTURUS</w:t>
-            </w:r>
-          </w:p>
-        </w:tc>
-        <w:tc>
-          <w:tcPr>
-            <w:tcW w:type="dxa" w:w="2500"/>
-          </w:tcPr>
-          <w:p>
-            <w:pPr>
-              <w:spacing w:before="0" w:after="0" w:line="276" w:lineRule="auto"/>
-              <w:jc w:val="left"/>
-            </w:pPr>
-            <w:r>
-              <w:rPr>
-                <w:rFonts w:ascii="Calibri" w:hAnsi="Calibri"/>
-                <w:b w:val="0"/>
-                <w:color w:val="17243A"/>
-                <w:sz w:val="17"/>
-              </w:rPr>
-              <w:t>Show the company story and co-founders briefly.</w:t>
-            </w:r>
-          </w:p>
-        </w:tc>
-        <w:tc>
-          <w:tcPr>
-            <w:tcW w:type="dxa" w:w="4260"/>
-          </w:tcPr>
-          <w:p>
-            <w:pPr>
-              <w:spacing w:before="0" w:after="0" w:line="276" w:lineRule="auto"/>
-              <w:jc w:val="left"/>
-            </w:pPr>
-            <w:r>
-              <w:rPr>
-                <w:rFonts w:ascii="Calibri" w:hAnsi="Calibri"/>
-                <w:b w:val="0"/>
-                <w:color w:val="17243A"/>
-                <w:sz w:val="17"/>
-              </w:rPr>
-              <w:t>ACTURUS was formed to bring mission-critical operating discipline to enterprise AI.</w:t>
-            </w:r>
-          </w:p>
-        </w:tc>
-      </w:tr>
-      <w:tr>
-        <w:trPr>
-          <w:cantSplit/>
-        </w:trPr>
-        <w:tc>
-          <w:tcPr>
-            <w:tcW w:type="dxa" w:w="900"/>
-            <w:shd w:fill="F4F6F9" w:val="clear"/>
-          </w:tcPr>
-          <w:p>
-            <w:pPr>
-              <w:spacing w:before="0" w:after="0" w:line="276" w:lineRule="auto"/>
-              <w:jc w:val="left"/>
-            </w:pPr>
-            <w:r>
-              <w:rPr>
-                <w:rFonts w:ascii="Calibri" w:hAnsi="Calibri"/>
-                <w:b/>
-                <w:color w:val="17243A"/>
-                <w:sz w:val="17"/>
-              </w:rPr>
-              <w:t>12:40-14:00</w:t>
-            </w:r>
-          </w:p>
-        </w:tc>
-        <w:tc>
-          <w:tcPr>
-            <w:tcW w:type="dxa" w:w="1700"/>
-            <w:shd w:fill="F4F6F9" w:val="clear"/>
           </w:tcPr>
           <w:p>
             <w:pPr>
@@ -2621,7 +2152,6 @@
         <w:tc>
           <w:tcPr>
             <w:tcW w:type="dxa" w:w="2500"/>
-            <w:shd w:fill="F4F6F9" w:val="clear"/>
           </w:tcPr>
           <w:p>
             <w:pPr>
@@ -2635,14 +2165,13 @@
                 <w:color w:val="17243A"/>
                 <w:sz w:val="17"/>
               </w:rPr>
-              <w:t>Restate outcomes; deliver a specific CTA; stop and invite questions.</w:t>
+              <w:t>Restate the architecture and three outcomes.</w:t>
             </w:r>
           </w:p>
         </w:tc>
         <w:tc>
           <w:tcPr>
             <w:tcW w:type="dxa" w:w="4260"/>
-            <w:shd w:fill="F4F6F9" w:val="clear"/>
           </w:tcPr>
           <w:p>
             <w:pPr>
@@ -2686,21 +2215,15 @@
           <w:color w:val="17243A"/>
           <w:sz w:val="21"/>
         </w:rPr>
-        <w:t>The dashboard is context. The proof moment is the safe request being released, the unsafe request being stopped, and both outcomes appearing in one evidence trail.</w:t>
+        <w:t>The proof is not a dashboard tour. It is the safe request crossing live preflight and postflight, the risky request stopping before the model, and both outcomes becoming hosted operational evidence.</w:t>
       </w:r>
     </w:p>
     <w:p>
       <w:pPr>
-        <w:pageBreakBefore/>
         <w:spacing w:before="0" w:after="0" w:line="20" w:lineRule="exact"/>
       </w:pPr>
       <w:r>
-        <w:rPr>
-          <w:rFonts w:ascii="Calibri" w:hAnsi="Calibri"/>
-          <w:color w:val="FFFFFF"/>
-          <w:sz w:val="2"/>
-        </w:rPr>
-        <w:t xml:space="preserve"> </w:t>
+        <w:br w:type="page"/>
       </w:r>
     </w:p>
     <w:p>
@@ -2715,7 +2238,7 @@
           <w:color w:val="356CFF"/>
           <w:sz w:val="32"/>
         </w:rPr>
-        <w:t>Presenter talk track: frame and allow</w:t>
+        <w:t>Presenter talk track: connect and allow</w:t>
       </w:r>
     </w:p>
     <w:p>
@@ -2730,7 +2253,7 @@
           <w:color w:val="5F6D82"/>
           <w:sz w:val="21"/>
         </w:rPr>
-        <w:t>Use the quoted language as a guide, not as something to read mechanically.</w:t>
+        <w:t>Use the quoted language as a guide, not a script to read mechanically.</w:t>
       </w:r>
     </w:p>
     <w:p>
@@ -2749,7 +2272,7 @@
           <w:color w:val="356CFF"/>
           <w:sz w:val="26"/>
         </w:rPr>
-        <w:t>Set the frame on the welcome page</w:t>
+        <w:t>Establish the local-versus-live boundary</w:t>
       </w:r>
     </w:p>
     <w:p>
@@ -2770,7 +2293,7 @@
           <w:rFonts w:ascii="Calibri" w:hAnsi="Calibri"/>
           <w:color w:val="17243A"/>
         </w:rPr>
-        <w:t xml:space="preserve"> the hero, floating runtime-control scene, and Register - Assess - Enforce - Prove lifecycle.</w:t>
+        <w:t xml:space="preserve"> the Live control path rail at the top of Northstar, then point to the hosted Runtime Monitoring tab.</w:t>
       </w:r>
     </w:p>
     <w:p>
@@ -2797,7 +2320,7 @@
           <w:color w:val="17243A"/>
           <w:sz w:val="21"/>
         </w:rPr>
-        <w:t>Everything shown today is synthetic and deterministic. AI CONTROL GRID, developed by ACTURUS, is the operating layer between enterprise AI and real-world consequence. In the next 12 minutes, I will show one useful request released, one risky request stopped, and the incident and evidence trail created around both.</w:t>
+        <w:t>Everything shown is synthetic. Only Northstar is running on this laptop. Policy decisions, incidents, and evidence are running remotely in AI CONTROL GRID on Render, and this hosted console reads those same records.</w:t>
       </w:r>
     </w:p>
     <w:p>
@@ -2816,7 +2339,7 @@
           <w:color w:val="356CFF"/>
           <w:sz w:val="26"/>
         </w:rPr>
-        <w:t>Introduce the command center</w:t>
+        <w:t>Prove the live connection</w:t>
       </w:r>
     </w:p>
     <w:p>
@@ -2827,17 +2350,9 @@
       <w:r>
         <w:rPr>
           <w:rFonts w:ascii="Calibri" w:hAnsi="Calibri"/>
-          <w:b/>
           <w:color w:val="17243A"/>
         </w:rPr>
-        <w:t>Show:</w:t>
-      </w:r>
-      <w:r>
-        <w:rPr>
-          <w:rFonts w:ascii="Calibri" w:hAnsi="Calibri"/>
-          <w:color w:val="17243A"/>
-        </w:rPr>
-        <w:t xml:space="preserve"> portfolio posture, governed inventory, control coverage, and the live evidence stream. Avoid explaining every KPI.</w:t>
+        <w:t>Open hosted Runtime Monitoring and point to the labelled startup connection event created by npm run demo:remote.</w:t>
       </w:r>
     </w:p>
     <w:p>
@@ -2864,7 +2379,7 @@
           <w:color w:val="17243A"/>
           <w:sz w:val="21"/>
         </w:rPr>
-        <w:t>Leadership gets one operating picture of systems, risk, controls, approvals, incidents, and runtime signals.</w:t>
+        <w:t>This event proves the local runtime authenticated to the live governance service before we begin the case.</w:t>
       </w:r>
     </w:p>
     <w:p>
@@ -2883,7 +2398,7 @@
           <w:color w:val="356CFF"/>
           <w:sz w:val="26"/>
         </w:rPr>
-        <w:t>Anchor the story in the registry</w:t>
+        <w:t>Open the frontline case</w:t>
       </w:r>
     </w:p>
     <w:p>
@@ -2896,34 +2411,7 @@
           <w:rFonts w:ascii="Calibri" w:hAnsi="Calibri"/>
           <w:color w:val="17243A"/>
         </w:rPr>
-        <w:t>Open Collections Hardship Assistant and point to its owner, use case, risk, approval tier, status, and control coverage.</w:t>
-      </w:r>
-    </w:p>
-    <w:p>
-      <w:pPr>
-        <w:spacing w:before="80" w:after="160" w:line="288" w:lineRule="auto"/>
-        <w:ind w:left="230" w:right="173"/>
-        <w:shd w:fill="EDF9FC" w:val="clear"/>
-        <w:pBdr>
-          <w:left w:val="single" w:sz="20" w:space="7" w:color="1599B8"/>
-        </w:pBdr>
-      </w:pPr>
-      <w:r>
-        <w:rPr>
-          <w:rFonts w:ascii="Calibri" w:hAnsi="Calibri"/>
-          <w:b/>
-          <w:color w:val="1599B8"/>
-          <w:sz w:val="19"/>
-        </w:rPr>
-        <w:t xml:space="preserve">SAY  </w:t>
-      </w:r>
-      <w:r>
-        <w:rPr>
-          <w:rFonts w:ascii="Calibri" w:hAnsi="Calibri"/>
-          <w:color w:val="17243A"/>
-          <w:sz w:val="21"/>
-        </w:rPr>
-        <w:t>Visibility becomes accountability when every AI system has an owner, operating context, risk classification, and required controls.</w:t>
+        <w:t>Sign in as Mia Foster and select the synthetic hardship case. Keep the hosted Runtime tab visible beside Northstar.</w:t>
       </w:r>
     </w:p>
     <w:p>
@@ -2942,66 +2430,7 @@
           <w:color w:val="356CFF"/>
           <w:sz w:val="26"/>
         </w:rPr>
-        <w:t>Move from governance paperwork to real work</w:t>
-      </w:r>
-    </w:p>
-    <w:p>
-      <w:pPr>
-        <w:keepLines w:val="0"/>
-        <w:spacing w:before="0" w:after="120" w:line="300" w:lineRule="auto"/>
-      </w:pPr>
-      <w:r>
-        <w:rPr>
-          <w:rFonts w:ascii="Calibri" w:hAnsi="Calibri"/>
-          <w:color w:val="17243A"/>
-        </w:rPr>
-        <w:t>Open the Northstar frontline workspace, sign in as Mia Foster, and select case COL-48211.</w:t>
-      </w:r>
-    </w:p>
-    <w:p>
-      <w:pPr>
-        <w:spacing w:before="80" w:after="160" w:line="288" w:lineRule="auto"/>
-        <w:ind w:left="230" w:right="173"/>
-        <w:shd w:fill="F2EFFF" w:val="clear"/>
-        <w:pBdr>
-          <w:left w:val="single" w:sz="20" w:space="7" w:color="7569D8"/>
-        </w:pBdr>
-      </w:pPr>
-      <w:r>
-        <w:rPr>
-          <w:rFonts w:ascii="Calibri" w:hAnsi="Calibri"/>
-          <w:b/>
-          <w:color w:val="7569D8"/>
-          <w:sz w:val="19"/>
-        </w:rPr>
-        <w:t xml:space="preserve">TRANSITION  </w:t>
-      </w:r>
-      <w:r>
-        <w:rPr>
-          <w:rFonts w:ascii="Calibri" w:hAnsi="Calibri"/>
-          <w:color w:val="17243A"/>
-          <w:sz w:val="21"/>
-        </w:rPr>
-        <w:t>A registry tells us what should happen. Runtime control shows whether it actually happens.</w:t>
-      </w:r>
-    </w:p>
-    <w:p>
-      <w:pPr>
-        <w:pStyle w:val="Heading2"/>
-        <w:keepNext/>
-        <w:numPr>
-          <w:ilvl w:val="0"/>
-          <w:numId w:val="5"/>
-        </w:numPr>
-      </w:pPr>
-      <w:r>
-        <w:rPr>
-          <w:rFonts w:ascii="Calibri" w:hAnsi="Calibri"/>
-          <w:b/>
-          <w:color w:val="356CFF"/>
-          <w:sz w:val="26"/>
-        </w:rPr>
-        <w:t>Run the safe request first</w:t>
+        <w:t>Run the safe request</w:t>
       </w:r>
     </w:p>
     <w:p>
@@ -3041,7 +2470,7 @@
           <w:rFonts w:ascii="Calibri" w:hAnsi="Calibri"/>
           <w:color w:val="17243A"/>
         </w:rPr>
-        <w:t>Expected result: the request is allowed and a useful response is released. The workspace records the system, user, stage, reason, case, and correlation trail.</w:t>
+        <w:t>Expected result: Render allows preflight, the model or governed template runs, Render evaluates postflight, and Northstar releases the answer. Preflight and postflight share one correlation ID.</w:t>
       </w:r>
     </w:p>
     <w:p>
@@ -3068,21 +2497,15 @@
           <w:color w:val="17243A"/>
           <w:sz w:val="21"/>
         </w:rPr>
-        <w:t>A useful governance layer must let normal work proceed. The response is released while the evidence is captured in parallel.</w:t>
+        <w:t>Useful work proceeds, but only after policy allows the prompt and verifies the candidate response before release.</w:t>
       </w:r>
     </w:p>
     <w:p>
       <w:pPr>
-        <w:pageBreakBefore/>
         <w:spacing w:before="0" w:after="0" w:line="20" w:lineRule="exact"/>
       </w:pPr>
       <w:r>
-        <w:rPr>
-          <w:rFonts w:ascii="Calibri" w:hAnsi="Calibri"/>
-          <w:color w:val="FFFFFF"/>
-          <w:sz w:val="2"/>
-        </w:rPr>
-        <w:t xml:space="preserve"> </w:t>
+        <w:br w:type="page"/>
       </w:r>
     </w:p>
     <w:p>
@@ -3112,7 +2535,7 @@
           <w:color w:val="5F6D82"/>
           <w:sz w:val="21"/>
         </w:rPr>
-        <w:t>The block is the visible moment; the linked evidence is the product differentiation.</w:t>
+        <w:t>The model skip is the enforcement moment; the hosted evidence is the operating proof.</w:t>
       </w:r>
     </w:p>
     <w:p>
@@ -3171,7 +2594,7 @@
           <w:rFonts w:ascii="Calibri" w:hAnsi="Calibri"/>
           <w:color w:val="17243A"/>
         </w:rPr>
-        <w:t>Do not add or improvise real personal information. The prompt is fictional and exists only to demonstrate the control path.</w:t>
+        <w:t>Do not add or improvise real personal information. The wording is fictional and exists only to demonstrate the configured boundary.</w:t>
       </w:r>
     </w:p>
     <w:p>
@@ -3198,7 +2621,7 @@
           <w:color w:val="17243A"/>
           <w:sz w:val="21"/>
         </w:rPr>
-        <w:t>Now the same workflow crosses privacy and restricted-content controls. Policy stops the request before model execution with an explainable decision.</w:t>
+        <w:t>Render blocks this during preflight. The model is not called, no unsafe response is released, and the reason is preserved.</w:t>
       </w:r>
     </w:p>
     <w:p>
@@ -3217,7 +2640,7 @@
           <w:color w:val="356CFF"/>
           <w:sz w:val="26"/>
         </w:rPr>
-        <w:t>Show Runtime Monitoring</w:t>
+        <w:t>Show Runtime Monitoring and Audit Log</w:t>
       </w:r>
     </w:p>
     <w:p>
@@ -3230,7 +2653,7 @@
           <w:rFonts w:ascii="Calibri" w:hAnsi="Calibri"/>
           <w:color w:val="17243A"/>
         </w:rPr>
-        <w:t>Point to both the allowed and blocked turns, decision stage, reason codes, and matching correlation trail.</w:t>
+        <w:t>Point to the allowed preflight/postflight pair and the blocked input event. Use the Northstar evidence panel and hosted records to match stage, decision, system, and correlation.</w:t>
       </w:r>
     </w:p>
     <w:p>
@@ -3257,7 +2680,7 @@
           <w:color w:val="17243A"/>
           <w:sz w:val="21"/>
         </w:rPr>
-        <w:t>The visible block is only the first result. Watch what the control plane creates behind it.</w:t>
+        <w:t>One frontline action has updated live oversight and audit history without asking the agent to leave their working surface.</w:t>
       </w:r>
     </w:p>
     <w:p>
@@ -3276,7 +2699,7 @@
           <w:color w:val="356CFF"/>
           <w:sz w:val="26"/>
         </w:rPr>
-        <w:t>Show the new incident</w:t>
+        <w:t>Show the hosted incident</w:t>
       </w:r>
     </w:p>
     <w:p>
@@ -3289,7 +2712,7 @@
           <w:rFonts w:ascii="Calibri" w:hAnsi="Calibri"/>
           <w:color w:val="17243A"/>
         </w:rPr>
-        <w:t>Point to severity, system, case, owner, containment target, policy reasons, incident ID, and correlation identifier.</w:t>
+        <w:t>Open Incidents and point to severity, affected system, ownership, status, policy reasons, and the linked runtime evidence.</w:t>
       </w:r>
     </w:p>
     <w:p>
@@ -3316,66 +2739,7 @@
           <w:color w:val="17243A"/>
           <w:sz w:val="21"/>
         </w:rPr>
-        <w:t>A serious policy breach becomes owned operational work automatically, with the evidence already attached.</w:t>
-      </w:r>
-    </w:p>
-    <w:p>
-      <w:pPr>
-        <w:pStyle w:val="Heading2"/>
-        <w:keepNext/>
-        <w:numPr>
-          <w:ilvl w:val="0"/>
-          <w:numId w:val="5"/>
-        </w:numPr>
-      </w:pPr>
-      <w:r>
-        <w:rPr>
-          <w:rFonts w:ascii="Calibri" w:hAnsi="Calibri"/>
-          <w:b/>
-          <w:color w:val="356CFF"/>
-          <w:sz w:val="26"/>
-        </w:rPr>
-        <w:t>Open Decision Trace</w:t>
-      </w:r>
-    </w:p>
-    <w:p>
-      <w:pPr>
-        <w:keepLines w:val="0"/>
-        <w:spacing w:before="0" w:after="120" w:line="300" w:lineRule="auto"/>
-      </w:pPr>
-      <w:r>
-        <w:rPr>
-          <w:rFonts w:ascii="Calibri" w:hAnsi="Calibri"/>
-          <w:color w:val="17243A"/>
-        </w:rPr>
-        <w:t>Show response stage Skipped, Released No, Evidence receipt Captured, decision summary, and the correlation identifier.</w:t>
-      </w:r>
-    </w:p>
-    <w:p>
-      <w:pPr>
-        <w:spacing w:before="80" w:after="160" w:line="288" w:lineRule="auto"/>
-        <w:ind w:left="230" w:right="173"/>
-        <w:shd w:fill="F2EFFF" w:val="clear"/>
-        <w:pBdr>
-          <w:left w:val="single" w:sz="20" w:space="7" w:color="7569D8"/>
-        </w:pBdr>
-      </w:pPr>
-      <w:r>
-        <w:rPr>
-          <w:rFonts w:ascii="Calibri" w:hAnsi="Calibri"/>
-          <w:b/>
-          <w:color w:val="7569D8"/>
-          <w:sz w:val="19"/>
-        </w:rPr>
-        <w:t xml:space="preserve">SAY  </w:t>
-      </w:r>
-      <w:r>
-        <w:rPr>
-          <w:rFonts w:ascii="Calibri" w:hAnsi="Calibri"/>
-          <w:color w:val="17243A"/>
-          <w:sz w:val="21"/>
-        </w:rPr>
-        <w:t>An operator, executive, or auditor can reconstruct what was requested, what policy decided, whether the model ran, and what reached the user.</w:t>
+        <w:t>The control did more than flag a dashboard. It enforced the decision and created owned operational follow-up.</w:t>
       </w:r>
     </w:p>
     <w:p>
@@ -3395,19 +2759,6 @@
           <w:sz w:val="26"/>
         </w:rPr>
         <w:t>Close the loop</w:t>
-      </w:r>
-    </w:p>
-    <w:p>
-      <w:pPr>
-        <w:keepLines w:val="0"/>
-        <w:spacing w:before="0" w:after="120" w:line="300" w:lineRule="auto"/>
-      </w:pPr>
-      <w:r>
-        <w:rPr>
-          <w:rFonts w:ascii="Calibri" w:hAnsi="Calibri"/>
-          <w:color w:val="17243A"/>
-        </w:rPr>
-        <w:t>Return briefly to the updated Command Center, then finish on the ACTURUS company page or the welcome-page CTA.</w:t>
       </w:r>
     </w:p>
     <w:p>
@@ -3434,21 +2785,15 @@
           <w:color w:val="17243A"/>
           <w:sz w:val="21"/>
         </w:rPr>
-        <w:t>One frontline action updated monitoring, incident response, executive posture, and audit evidence. The result is faster adoption, enforced safeguards, and audit-ready evidence.</w:t>
+        <w:t>One local frontline action updated hosted enforcement, monitoring, incident response, and audit evidence. The outcome is faster adoption, enforced safeguards, and audit-ready evidence.</w:t>
       </w:r>
     </w:p>
     <w:p>
       <w:pPr>
-        <w:pageBreakBefore/>
         <w:spacing w:before="0" w:after="0" w:line="20" w:lineRule="exact"/>
       </w:pPr>
       <w:r>
-        <w:rPr>
-          <w:rFonts w:ascii="Calibri" w:hAnsi="Calibri"/>
-          <w:color w:val="FFFFFF"/>
-          <w:sz w:val="2"/>
-        </w:rPr>
-        <w:t xml:space="preserve"> </w:t>
+        <w:br w:type="page"/>
       </w:r>
     </w:p>
     <w:p>
@@ -3478,7 +2823,7 @@
           <w:color w:val="5F6D82"/>
           <w:sz w:val="21"/>
         </w:rPr>
-        <w:t>Stay specific about what the demo proves; avoid absolute or unsupported claims.</w:t>
+        <w:t>Stay precise about what is local, what is live, and what the demo proves.</w:t>
       </w:r>
     </w:p>
     <w:tbl>
@@ -3582,7 +2927,7 @@
                 <w:color w:val="17243A"/>
                 <w:sz w:val="18"/>
               </w:rPr>
-              <w:t>Is this just another dashboard or registry?</w:t>
+              <w:t>Is Northstar also hosted?</w:t>
             </w:r>
           </w:p>
         </w:tc>
@@ -3602,7 +2947,7 @@
                 <w:color w:val="17243A"/>
                 <w:sz w:val="18"/>
               </w:rPr>
-              <w:t>The registry is the starting point. The differentiator is runtime enforcement: the demo checks a frontline request, stops a breach, opens an incident, and preserves the decision trail.</w:t>
+              <w:t>No. In this topology Northstar runs only on the presenter PC. Its Node server calls AI CONTROL GRID on Render over HTTPS.</w:t>
             </w:r>
           </w:p>
         </w:tc>
@@ -3628,7 +2973,7 @@
                 <w:color w:val="17243A"/>
                 <w:sz w:val="18"/>
               </w:rPr>
-              <w:t>Does it replace the AI model?</w:t>
+              <w:t>Does the browser contain either key?</w:t>
             </w:r>
           </w:p>
         </w:tc>
@@ -3649,7 +2994,99 @@
                 <w:color w:val="17243A"/>
                 <w:sz w:val="18"/>
               </w:rPr>
-              <w:t>No. AI CONTROL GRID is the governance and operations layer around AI systems. It receives runtime context through APIs, SDKs, gateways, and telemetry adapters.</w:t>
+              <w:t>No. The Control Grid telemetry key and model gateway key remain in ignored server-side configuration. Browser code receives neither.</w:t>
+            </w:r>
+          </w:p>
+        </w:tc>
+      </w:tr>
+      <w:tr>
+        <w:trPr>
+          <w:cantSplit/>
+        </w:trPr>
+        <w:tc>
+          <w:tcPr>
+            <w:tcW w:type="dxa" w:w="2900"/>
+          </w:tcPr>
+          <w:p>
+            <w:pPr>
+              <w:spacing w:before="0" w:after="0" w:line="276" w:lineRule="auto"/>
+              <w:jc w:val="left"/>
+            </w:pPr>
+            <w:r>
+              <w:rPr>
+                <w:rFonts w:ascii="Calibri" w:hAnsi="Calibri"/>
+                <w:b/>
+                <w:color w:val="17243A"/>
+                <w:sz w:val="18"/>
+              </w:rPr>
+              <w:t>Is this just a dashboard?</w:t>
+            </w:r>
+          </w:p>
+        </w:tc>
+        <w:tc>
+          <w:tcPr>
+            <w:tcW w:type="dxa" w:w="6460"/>
+          </w:tcPr>
+          <w:p>
+            <w:pPr>
+              <w:spacing w:before="0" w:after="0" w:line="276" w:lineRule="auto"/>
+              <w:jc w:val="left"/>
+            </w:pPr>
+            <w:r>
+              <w:rPr>
+                <w:rFonts w:ascii="Calibri" w:hAnsi="Calibri"/>
+                <w:b w:val="0"/>
+                <w:color w:val="17243A"/>
+                <w:sz w:val="18"/>
+              </w:rPr>
+              <w:t>No. Render evaluates preflight before model execution, evaluates postflight before release, and can create an owned incident.</w:t>
+            </w:r>
+          </w:p>
+        </w:tc>
+      </w:tr>
+      <w:tr>
+        <w:trPr>
+          <w:cantSplit/>
+        </w:trPr>
+        <w:tc>
+          <w:tcPr>
+            <w:tcW w:type="dxa" w:w="2900"/>
+            <w:shd w:fill="F4F6F9" w:val="clear"/>
+          </w:tcPr>
+          <w:p>
+            <w:pPr>
+              <w:spacing w:before="0" w:after="0" w:line="276" w:lineRule="auto"/>
+              <w:jc w:val="left"/>
+            </w:pPr>
+            <w:r>
+              <w:rPr>
+                <w:rFonts w:ascii="Calibri" w:hAnsi="Calibri"/>
+                <w:b/>
+                <w:color w:val="17243A"/>
+                <w:sz w:val="18"/>
+              </w:rPr>
+              <w:t>Does it replace the model?</w:t>
+            </w:r>
+          </w:p>
+        </w:tc>
+        <w:tc>
+          <w:tcPr>
+            <w:tcW w:type="dxa" w:w="6460"/>
+            <w:shd w:fill="F4F6F9" w:val="clear"/>
+          </w:tcPr>
+          <w:p>
+            <w:pPr>
+              <w:spacing w:before="0" w:after="0" w:line="276" w:lineRule="auto"/>
+              <w:jc w:val="left"/>
+            </w:pPr>
+            <w:r>
+              <w:rPr>
+                <w:rFonts w:ascii="Calibri" w:hAnsi="Calibri"/>
+                <w:b w:val="0"/>
+                <w:color w:val="17243A"/>
+                <w:sz w:val="18"/>
+              </w:rPr>
+              <w:t>No. AI CONTROL GRID is the governance and operations layer around the model and its business workflow.</w:t>
             </w:r>
           </w:p>
         </w:tc>
@@ -3694,7 +3131,7 @@
                 <w:color w:val="17243A"/>
                 <w:sz w:val="18"/>
               </w:rPr>
-              <w:t>The safe request is shown first for this reason. Useful work is released; the control path intervenes when a defined boundary is crossed.</w:t>
+              <w:t>No. The safe request is released. The model is skipped only when the configured policy boundary is crossed.</w:t>
             </w:r>
           </w:p>
         </w:tc>
@@ -3741,7 +3178,7 @@
                 <w:color w:val="17243A"/>
                 <w:sz w:val="18"/>
               </w:rPr>
-              <w:t>No. The environment is entirely synthetic and deterministic. It is designed to demonstrate the workflow safely and repeatably.</w:t>
+              <w:t>No. Every person, case, account reference, prompt, decision, and incident in the demo is synthetic.</w:t>
             </w:r>
           </w:p>
         </w:tc>
@@ -3786,99 +3223,7 @@
                 <w:color w:val="17243A"/>
                 <w:sz w:val="18"/>
               </w:rPr>
-              <w:t>No single tool grants compliance. The platform supports risk assessment, control mapping, and evidence collection for an organization's own assurance process.</w:t>
-            </w:r>
-          </w:p>
-        </w:tc>
-      </w:tr>
-      <w:tr>
-        <w:trPr>
-          <w:cantSplit/>
-        </w:trPr>
-        <w:tc>
-          <w:tcPr>
-            <w:tcW w:type="dxa" w:w="2900"/>
-            <w:shd w:fill="F4F6F9" w:val="clear"/>
-          </w:tcPr>
-          <w:p>
-            <w:pPr>
-              <w:spacing w:before="0" w:after="0" w:line="276" w:lineRule="auto"/>
-              <w:jc w:val="left"/>
-            </w:pPr>
-            <w:r>
-              <w:rPr>
-                <w:rFonts w:ascii="Calibri" w:hAnsi="Calibri"/>
-                <w:b/>
-                <w:color w:val="17243A"/>
-                <w:sz w:val="18"/>
-              </w:rPr>
-              <w:t>Can it support a group of companies?</w:t>
-            </w:r>
-          </w:p>
-        </w:tc>
-        <w:tc>
-          <w:tcPr>
-            <w:tcW w:type="dxa" w:w="6460"/>
-            <w:shd w:fill="F4F6F9" w:val="clear"/>
-          </w:tcPr>
-          <w:p>
-            <w:pPr>
-              <w:spacing w:before="0" w:after="0" w:line="276" w:lineRule="auto"/>
-              <w:jc w:val="left"/>
-            </w:pPr>
-            <w:r>
-              <w:rPr>
-                <w:rFonts w:ascii="Calibri" w:hAnsi="Calibri"/>
-                <w:b w:val="0"/>
-                <w:color w:val="17243A"/>
-                <w:sz w:val="18"/>
-              </w:rPr>
-              <w:t>The platform is multi-tenant. Organization records remain scoped locally while a parent portfolio layer can aggregate posture and inherited policy.</w:t>
-            </w:r>
-          </w:p>
-        </w:tc>
-      </w:tr>
-      <w:tr>
-        <w:trPr>
-          <w:cantSplit/>
-        </w:trPr>
-        <w:tc>
-          <w:tcPr>
-            <w:tcW w:type="dxa" w:w="2900"/>
-          </w:tcPr>
-          <w:p>
-            <w:pPr>
-              <w:spacing w:before="0" w:after="0" w:line="276" w:lineRule="auto"/>
-              <w:jc w:val="left"/>
-            </w:pPr>
-            <w:r>
-              <w:rPr>
-                <w:rFonts w:ascii="Calibri" w:hAnsi="Calibri"/>
-                <w:b/>
-                <w:color w:val="17243A"/>
-                <w:sz w:val="18"/>
-              </w:rPr>
-              <w:t>Is it fully production-ready?</w:t>
-            </w:r>
-          </w:p>
-        </w:tc>
-        <w:tc>
-          <w:tcPr>
-            <w:tcW w:type="dxa" w:w="6460"/>
-          </w:tcPr>
-          <w:p>
-            <w:pPr>
-              <w:spacing w:before="0" w:after="0" w:line="276" w:lineRule="auto"/>
-              <w:jc w:val="left"/>
-            </w:pPr>
-            <w:r>
-              <w:rPr>
-                <w:rFonts w:ascii="Calibri" w:hAnsi="Calibri"/>
-                <w:b w:val="0"/>
-                <w:color w:val="17243A"/>
-                <w:sz w:val="18"/>
-              </w:rPr>
-              <w:t>The core product capabilities are implemented. Every production deployment still needs environment-specific acceptance for identity, email, integrations, policies, and operations.</w:t>
+              <w:t>No single tool grants compliance. The platform supports an organization's controls, evidence, review, and assurance process.</w:t>
             </w:r>
           </w:p>
         </w:tc>
@@ -3889,7 +3234,7 @@
         <w:pStyle w:val="Heading2"/>
       </w:pPr>
       <w:r>
-        <w:t>Claims discipline</w:t>
+        <w:t>Credential and claims discipline</w:t>
       </w:r>
     </w:p>
     <w:p>
@@ -3905,7 +3250,7 @@
           <w:rFonts w:ascii="Calibri" w:hAnsi="Calibri"/>
           <w:color w:val="17243A"/>
         </w:rPr>
-        <w:t>Call every displayed person, organization, system, metric, and incident synthetic.</w:t>
+        <w:t>Keep the Control Grid telemetry key and model gateway key only in ignored server-side configuration.</w:t>
       </w:r>
     </w:p>
     <w:p>
@@ -3921,7 +3266,7 @@
           <w:rFonts w:ascii="Calibri" w:hAnsi="Calibri"/>
           <w:color w:val="17243A"/>
         </w:rPr>
-        <w:t>Say 'tamper-evident' for hash-chained audit records; do not claim records are absolutely impossible to alter.</w:t>
+        <w:t>Never put either key in a VITE_* variable, browser code, a screenshot, documentation, or a chat message.</w:t>
       </w:r>
     </w:p>
     <w:p>
@@ -3937,7 +3282,7 @@
           <w:rFonts w:ascii="Calibri" w:hAnsi="Calibri"/>
           <w:color w:val="17243A"/>
         </w:rPr>
-        <w:t>Do not present the synthetic 87% coverage score or system counts as traction, revenue, or customer performance.</w:t>
+        <w:t>Call every displayed person, organization, case, metric, event, and incident synthetic.</w:t>
       </w:r>
     </w:p>
     <w:p>
@@ -3953,7 +3298,7 @@
           <w:rFonts w:ascii="Calibri" w:hAnsi="Calibri"/>
           <w:color w:val="17243A"/>
         </w:rPr>
-        <w:t>Do not claim a certification or regulatory guarantee unless independently verified for the deployment.</w:t>
+        <w:t>Do not call marked simulation fallback live; verify the model mode shown in Northstar.</w:t>
       </w:r>
     </w:p>
     <w:p>
@@ -3969,7 +3314,7 @@
           <w:rFonts w:ascii="Calibri" w:hAnsi="Calibri"/>
           <w:color w:val="17243A"/>
         </w:rPr>
-        <w:t>Do not tour settings, billing, SSO, Jira, or every framework during the main story; keep them for Q&amp;A.</w:t>
+        <w:t>Do not claim certification or a regulatory guarantee unless independently verified for the deployment.</w:t>
       </w:r>
     </w:p>
     <w:p>
@@ -3996,7 +3341,7 @@
           <w:color w:val="7569D8"/>
           <w:sz w:val="19"/>
         </w:rPr>
-        <w:t xml:space="preserve">INVESTOR CTA  </w:t>
+        <w:t xml:space="preserve">PILOT CTA  </w:t>
       </w:r>
       <w:r>
         <w:rPr>
@@ -4004,21 +3349,15 @@
           <w:color w:val="17243A"/>
           <w:sz w:val="21"/>
         </w:rPr>
-        <w:t>Today I wanted to prove the product loop, not ask you to imagine it. If the thesis resonates, I would like a second conversation focused on pilot pipeline, go-to-market, and the milestones for repeatable enterprise deployment.</w:t>
+        <w:t>Today I wanted to prove the connected control loop, not ask you to imagine it. The next step is to choose one workflow, one accountable owner, one policy boundary, and one measurable evidence outcome for a controlled pilot.</w:t>
       </w:r>
     </w:p>
     <w:p>
       <w:pPr>
-        <w:pageBreakBefore/>
         <w:spacing w:before="0" w:after="0" w:line="20" w:lineRule="exact"/>
       </w:pPr>
       <w:r>
-        <w:rPr>
-          <w:rFonts w:ascii="Calibri" w:hAnsi="Calibri"/>
-          <w:color w:val="FFFFFF"/>
-          <w:sz w:val="2"/>
-        </w:rPr>
-        <w:t xml:space="preserve"> </w:t>
+        <w:br w:type="page"/>
       </w:r>
     </w:p>
     <w:p>
@@ -4033,7 +3372,7 @@
           <w:color w:val="356CFF"/>
           <w:sz w:val="32"/>
         </w:rPr>
-        <w:t>Recovery plan and shorter versions</w:t>
+        <w:t>Recovery plan and shorter version</w:t>
       </w:r>
     </w:p>
     <w:p>
@@ -4048,7 +3387,7 @@
           <w:color w:val="5F6D82"/>
           <w:sz w:val="21"/>
         </w:rPr>
-        <w:t>Recover quickly, preserve confidence, and never switch to real data as a fallback.</w:t>
+        <w:t>Recover quickly, preserve trust, and disclose any switch away from the live topology.</w:t>
       </w:r>
     </w:p>
     <w:tbl>
@@ -4152,7 +3491,7 @@
                 <w:color w:val="17243A"/>
                 <w:sz w:val="18"/>
               </w:rPr>
-              <w:t>A page looks stale</w:t>
+              <w:t>Connection check returns 401</w:t>
             </w:r>
           </w:p>
         </w:tc>
@@ -4172,7 +3511,7 @@
                 <w:color w:val="17243A"/>
                 <w:sz w:val="18"/>
               </w:rPr>
-              <w:t>Refresh the current local page. If the console is still stale, reload /control-grid.</w:t>
+              <w:t>Rotate the Control Grid key in hosted Telemetry Adapter, then rerun npm run demo:remote:configure.</w:t>
             </w:r>
           </w:p>
         </w:tc>
@@ -4198,7 +3537,7 @@
                 <w:color w:val="17243A"/>
                 <w:sz w:val="18"/>
               </w:rPr>
-              <w:t>The demo state is unexpected</w:t>
+              <w:t>Connection check returns 403</w:t>
             </w:r>
           </w:p>
         </w:tc>
@@ -4219,7 +3558,7 @@
                 <w:color w:val="17243A"/>
                 <w:sz w:val="18"/>
               </w:rPr>
-              <w:t>Press Ctrl+C in the demo terminal, then rerun npm run demo:pitch. Deterministic state is restored.</w:t>
+              <w:t>Add the exact AICT_GATEWAY label to Allowed gateways, or leave the hosted list blank.</w:t>
             </w:r>
           </w:p>
         </w:tc>
@@ -4244,7 +3583,7 @@
                 <w:color w:val="17243A"/>
                 <w:sz w:val="18"/>
               </w:rPr>
-              <w:t>Port 18080 is already in use</w:t>
+              <w:t>Events attach to the wrong system</w:t>
             </w:r>
           </w:p>
         </w:tc>
@@ -4264,7 +3603,7 @@
                 <w:color w:val="17243A"/>
                 <w:sz w:val="18"/>
               </w:rPr>
-              <w:t>Stop the older demo process, or set $env:LINKED_RUNTIME_DEMO_PORT='18081'; npm run demo:pitch and use port 18081.</w:t>
+              <w:t>Bind Northstar as the adapter default, or set the live registry UUID in AICT_SYSTEM_ID.</w:t>
             </w:r>
           </w:p>
         </w:tc>
@@ -4290,7 +3629,7 @@
                 <w:color w:val="17243A"/>
                 <w:sz w:val="18"/>
               </w:rPr>
-              <w:t>Production login or network fails</w:t>
+              <w:t>Risky prompt is not blocked</w:t>
             </w:r>
           </w:p>
         </w:tc>
@@ -4311,7 +3650,7 @@
                 <w:color w:val="17243A"/>
                 <w:sz w:val="18"/>
               </w:rPr>
-              <w:t>Switch immediately to the offline console. The proof flow needs no external model, database, API key, or network.</w:t>
+              <w:t>Apply Customer operations in Telemetry Policy and confirm Runtime blocking is enabled.</w:t>
             </w:r>
           </w:p>
         </w:tc>
@@ -4336,7 +3675,7 @@
                 <w:color w:val="17243A"/>
                 <w:sz w:val="18"/>
               </w:rPr>
-              <w:t>Time is cut to five minutes</w:t>
+              <w:t>Render is slow on the first turn</w:t>
             </w:r>
           </w:p>
         </w:tc>
@@ -4356,7 +3695,7 @@
                 <w:color w:val="17243A"/>
                 <w:sz w:val="18"/>
               </w:rPr>
-              <w:t>Show Command center &gt; blocked prompt &gt; Incidents &gt; Decision trace &gt; close.</w:t>
+              <w:t>Run npm run demo:remote:check before the room to wake the service and create a labelled synthetic event.</w:t>
             </w:r>
           </w:p>
         </w:tc>
@@ -4382,7 +3721,7 @@
                 <w:color w:val="17243A"/>
                 <w:sz w:val="18"/>
               </w:rPr>
-              <w:t>Someone requests real data</w:t>
+              <w:t>Port 18080 is already in use</w:t>
             </w:r>
           </w:p>
         </w:tc>
@@ -4403,7 +3742,52 @@
                 <w:color w:val="17243A"/>
                 <w:sz w:val="18"/>
               </w:rPr>
-              <w:t>Decline. Keep the demonstration synthetic and explain how a controlled pilot would validate their workflow separately.</w:t>
+              <w:t>The configurator selects 18081. Otherwise use the alternate-port command printed by the launcher; nothing is stopped automatically.</w:t>
+            </w:r>
+          </w:p>
+        </w:tc>
+      </w:tr>
+      <w:tr>
+        <w:trPr>
+          <w:cantSplit/>
+        </w:trPr>
+        <w:tc>
+          <w:tcPr>
+            <w:tcW w:type="dxa" w:w="2600"/>
+          </w:tcPr>
+          <w:p>
+            <w:pPr>
+              <w:spacing w:before="0" w:after="0" w:line="276" w:lineRule="auto"/>
+              <w:jc w:val="left"/>
+            </w:pPr>
+            <w:r>
+              <w:rPr>
+                <w:rFonts w:ascii="Calibri" w:hAnsi="Calibri"/>
+                <w:b/>
+                <w:color w:val="17243A"/>
+                <w:sz w:val="18"/>
+              </w:rPr>
+              <w:t>The venue network fails</w:t>
+            </w:r>
+          </w:p>
+        </w:tc>
+        <w:tc>
+          <w:tcPr>
+            <w:tcW w:type="dxa" w:w="6760"/>
+          </w:tcPr>
+          <w:p>
+            <w:pPr>
+              <w:spacing w:before="0" w:after="0" w:line="276" w:lineRule="auto"/>
+              <w:jc w:val="left"/>
+            </w:pPr>
+            <w:r>
+              <w:rPr>
+                <w:rFonts w:ascii="Calibri" w:hAnsi="Calibri"/>
+                <w:b w:val="0"/>
+                <w:color w:val="17243A"/>
+                <w:sz w:val="18"/>
+              </w:rPr>
+              <w:t>Run npm run demo:pitch and clearly disclose that you switched to the deterministic offline environment.</w:t>
             </w:r>
           </w:p>
         </w:tc>
@@ -4433,7 +3817,7 @@
           <w:color w:val="A03838"/>
           <w:sz w:val="21"/>
         </w:rPr>
-        <w:t>Never run npm run demo:prep against production or a customer database. That command truncates application tables before reseeding. Use it only with a disposable, isolated demo database.</w:t>
+        <w:t>Never run npm run demo:prep against Render, production, or a customer database. It truncates application tables before reseeding and belongs only on a disposable, isolated demo database.</w:t>
       </w:r>
     </w:p>
     <w:p>
@@ -4457,7 +3841,7 @@
           <w:rFonts w:ascii="Calibri" w:hAnsi="Calibri"/>
           <w:color w:val="17243A"/>
         </w:rPr>
-        <w:t>0:00-0:30 - Welcome page: category, product promise, synthetic-data disclosure.</w:t>
+        <w:t>0:00-0:40 - Point to the local-to-Render control path and startup event.</w:t>
       </w:r>
     </w:p>
     <w:p>
@@ -4473,7 +3857,7 @@
           <w:rFonts w:ascii="Calibri" w:hAnsi="Calibri"/>
           <w:color w:val="17243A"/>
         </w:rPr>
-        <w:t>0:30-1:00 - Command center: one sentence on portfolio visibility.</w:t>
+        <w:t>0:40-2:00 - Run the safe request and show hosted runtime evidence.</w:t>
       </w:r>
     </w:p>
     <w:p>
@@ -4489,7 +3873,7 @@
           <w:rFonts w:ascii="Calibri" w:hAnsi="Calibri"/>
           <w:color w:val="17243A"/>
         </w:rPr>
-        <w:t>1:00-2:00 - Frontline workspace: run the safe request.</w:t>
+        <w:t>2:00-3:20 - Run the blocked request and point out that the model was skipped.</w:t>
       </w:r>
     </w:p>
     <w:p>
@@ -4505,23 +3889,7 @@
           <w:rFonts w:ascii="Calibri" w:hAnsi="Calibri"/>
           <w:color w:val="17243A"/>
         </w:rPr>
-        <w:t>2:00-3:00 - Run the blocked request.</w:t>
-      </w:r>
-    </w:p>
-    <w:p>
-      <w:pPr>
-        <w:numPr>
-          <w:ilvl w:val="0"/>
-          <w:numId w:val="1"/>
-        </w:numPr>
-        <w:spacing w:before="0" w:after="80" w:line="300" w:lineRule="auto"/>
-      </w:pPr>
-      <w:r>
-        <w:rPr>
-          <w:rFonts w:ascii="Calibri" w:hAnsi="Calibri"/>
-          <w:color w:val="17243A"/>
-        </w:rPr>
-        <w:t>3:00-4:30 - Incidents and Decision Trace: show owned response and evidence.</w:t>
+        <w:t>3:20-4:30 - Show the hosted incident and audit record.</w:t>
       </w:r>
     </w:p>
     <w:p>
@@ -4545,6 +3913,43 @@
         <w:pStyle w:val="Heading2"/>
       </w:pPr>
       <w:r>
+        <w:t>If the venue network fails</w:t>
+      </w:r>
+    </w:p>
+    <w:p>
+      <w:pPr>
+        <w:keepLines/>
+        <w:spacing w:before="60" w:after="160" w:line="276" w:lineRule="auto"/>
+        <w:ind w:left="230" w:right="173"/>
+        <w:shd w:fill="07101F" w:val="clear"/>
+      </w:pPr>
+      <w:r>
+        <w:rPr>
+          <w:rFonts w:ascii="Consolas" w:hAnsi="Consolas"/>
+          <w:color w:val="FFFFFF"/>
+          <w:sz w:val="18"/>
+        </w:rPr>
+        <w:t>npm run demo:pitch</w:t>
+      </w:r>
+    </w:p>
+    <w:p>
+      <w:pPr>
+        <w:keepLines w:val="0"/>
+        <w:spacing w:before="0" w:after="120" w:line="300" w:lineRule="auto"/>
+      </w:pPr>
+      <w:r>
+        <w:rPr>
+          <w:rFonts w:ascii="Calibri" w:hAnsi="Calibri"/>
+          <w:color w:val="17243A"/>
+        </w:rPr>
+        <w:t>Disclose: I am switching to the deterministic offline environment. The workflow is representative, but this part is no longer connected to Render.</w:t>
+      </w:r>
+    </w:p>
+    <w:p>
+      <w:pPr>
+        <w:pStyle w:val="Heading2"/>
+      </w:pPr>
+      <w:r>
         <w:t>After the demo</w:t>
       </w:r>
     </w:p>
@@ -4561,7 +3966,7 @@
           <w:rFonts w:ascii="Calibri" w:hAnsi="Calibri"/>
           <w:color w:val="17243A"/>
         </w:rPr>
-        <w:t>Write down the audience's strongest reaction and the question you could not answer cleanly.</w:t>
+        <w:t>Stop the local Northstar process with Ctrl+C.</w:t>
       </w:r>
     </w:p>
     <w:p>
@@ -4577,7 +3982,7 @@
           <w:rFonts w:ascii="Calibri" w:hAnsi="Calibri"/>
           <w:color w:val="17243A"/>
         </w:rPr>
-        <w:t>Send a follow-up that restates the chosen workflow, accountable owner, control boundary, and evidence requirement.</w:t>
+        <w:t>Record the strongest audience reaction and the question that needs a better evidence-backed answer.</w:t>
       </w:r>
     </w:p>
     <w:p>
@@ -4593,23 +3998,7 @@
           <w:rFonts w:ascii="Calibri" w:hAnsi="Calibri"/>
           <w:color w:val="17243A"/>
         </w:rPr>
-        <w:t>Propose one measurable pilot outcome and one date for the next working session.</w:t>
-      </w:r>
-    </w:p>
-    <w:p>
-      <w:pPr>
-        <w:numPr>
-          <w:ilvl w:val="0"/>
-          <w:numId w:val="1"/>
-        </w:numPr>
-        <w:spacing w:before="0" w:after="80" w:line="300" w:lineRule="auto"/>
-      </w:pPr>
-      <w:r>
-        <w:rPr>
-          <w:rFonts w:ascii="Calibri" w:hAnsi="Calibri"/>
-          <w:color w:val="17243A"/>
-        </w:rPr>
-        <w:t>Stop the local demo process with Ctrl+C when the session is complete.</w:t>
+        <w:t>Propose one pilot workflow, responsible owner, control boundary, evidence requirement, and next working-session date.</w:t>
       </w:r>
     </w:p>
     <w:p>
@@ -4636,7 +4025,7 @@
           <w:color w:val="17243A"/>
           <w:sz w:val="21"/>
         </w:rPr>
-        <w:t>End after the CTA. Do not keep clicking once the closed-loop proof has landed.</w:t>
+        <w:t>End after the CTA. Do not keep clicking once the connected proof has landed.</w:t>
       </w:r>
     </w:p>
     <w:sectPr>
